--- a/public/labs/os/pz-25/ЛР11_ОС_Управління_процесами.docx
+++ b/public/labs/os/pz-25/ЛР11_ОС_Управління_процесами.docx
@@ -182,6 +182,7 @@
           <w:p>
             <w:pPr>
               <w:pStyle w:val="Compact"/>
+              <w:spacing w:before="0" w:after="0" w:line="240" w:lineRule="auto"/>
             </w:pPr>
             <w:r>
               <w:t xml:space="preserve">Файл</w:t>
@@ -193,6 +194,7 @@
           <w:p>
             <w:pPr>
               <w:pStyle w:val="Compact"/>
+              <w:spacing w:before="0" w:after="0" w:line="240" w:lineRule="auto"/>
             </w:pPr>
             <w:r>
               <w:t xml:space="preserve">Що містить</w:t>
@@ -206,6 +208,7 @@
           <w:p>
             <w:pPr>
               <w:pStyle w:val="Compact"/>
+              <w:spacing w:before="0" w:after="0" w:line="240" w:lineRule="auto"/>
             </w:pPr>
             <w:r>
               <w:rPr>
@@ -220,6 +223,7 @@
           <w:p>
             <w:pPr>
               <w:pStyle w:val="Compact"/>
+              <w:spacing w:before="0" w:after="0" w:line="240" w:lineRule="auto"/>
             </w:pPr>
             <w:r>
               <w:t xml:space="preserve">ім’я, стан, PPID, UID, пам’ять (VmRSS), кількість потоків</w:t>
@@ -233,6 +237,7 @@
           <w:p>
             <w:pPr>
               <w:pStyle w:val="Compact"/>
+              <w:spacing w:before="0" w:after="0" w:line="240" w:lineRule="auto"/>
             </w:pPr>
             <w:r>
               <w:rPr>
@@ -247,6 +252,7 @@
           <w:p>
             <w:pPr>
               <w:pStyle w:val="Compact"/>
+              <w:spacing w:before="0" w:after="0" w:line="240" w:lineRule="auto"/>
             </w:pPr>
             <w:r>
               <w:t xml:space="preserve">командний рядок запуску (аргументи розділені нульовими байтами)</w:t>
@@ -260,6 +266,7 @@
           <w:p>
             <w:pPr>
               <w:pStyle w:val="Compact"/>
+              <w:spacing w:before="0" w:after="0" w:line="240" w:lineRule="auto"/>
             </w:pPr>
             <w:r>
               <w:rPr>
@@ -274,6 +281,7 @@
           <w:p>
             <w:pPr>
               <w:pStyle w:val="Compact"/>
+              <w:spacing w:before="0" w:after="0" w:line="240" w:lineRule="auto"/>
             </w:pPr>
             <w:r>
               <w:t xml:space="preserve">відкриті файлові дескриптори — посилання на файли, сокети, канали</w:t>
@@ -287,6 +295,7 @@
           <w:p>
             <w:pPr>
               <w:pStyle w:val="Compact"/>
+              <w:spacing w:before="0" w:after="0" w:line="240" w:lineRule="auto"/>
             </w:pPr>
             <w:r>
               <w:rPr>
@@ -301,6 +310,7 @@
           <w:p>
             <w:pPr>
               <w:pStyle w:val="Compact"/>
+              <w:spacing w:before="0" w:after="0" w:line="240" w:lineRule="auto"/>
             </w:pPr>
             <w:r>
               <w:t xml:space="preserve">статистика планувальника: перемикання, vruntime</w:t>
@@ -314,6 +324,7 @@
           <w:p>
             <w:pPr>
               <w:pStyle w:val="Compact"/>
+              <w:spacing w:before="0" w:after="0" w:line="240" w:lineRule="auto"/>
             </w:pPr>
             <w:r>
               <w:rPr>
@@ -328,6 +339,7 @@
           <w:p>
             <w:pPr>
               <w:pStyle w:val="Compact"/>
+              <w:spacing w:before="0" w:after="0" w:line="240" w:lineRule="auto"/>
             </w:pPr>
             <w:r>
               <w:t xml:space="preserve">функція ядра, в якій процес зараз чекає</w:t>
@@ -1110,6 +1122,7 @@
           <w:p>
             <w:pPr>
               <w:pStyle w:val="Compact"/>
+              <w:spacing w:before="0" w:after="0" w:line="240" w:lineRule="auto"/>
             </w:pPr>
             <w:r>
               <w:t xml:space="preserve">Сигнал</w:t>
@@ -1121,6 +1134,7 @@
           <w:p>
             <w:pPr>
               <w:pStyle w:val="Compact"/>
+              <w:spacing w:before="0" w:after="0" w:line="240" w:lineRule="auto"/>
             </w:pPr>
             <w:r>
               <w:t xml:space="preserve">Номер</w:t>
@@ -1132,6 +1146,7 @@
           <w:p>
             <w:pPr>
               <w:pStyle w:val="Compact"/>
+              <w:spacing w:before="0" w:after="0" w:line="240" w:lineRule="auto"/>
             </w:pPr>
             <w:r>
               <w:t xml:space="preserve">Типова дія</w:t>
@@ -1143,6 +1158,7 @@
           <w:p>
             <w:pPr>
               <w:pStyle w:val="Compact"/>
+              <w:spacing w:before="0" w:after="0" w:line="240" w:lineRule="auto"/>
             </w:pPr>
             <w:r>
               <w:t xml:space="preserve">Звідки береться</w:t>
@@ -1156,6 +1172,7 @@
           <w:p>
             <w:pPr>
               <w:pStyle w:val="Compact"/>
+              <w:spacing w:before="0" w:after="0" w:line="240" w:lineRule="auto"/>
             </w:pPr>
             <w:r>
               <w:t xml:space="preserve">SIGHUP</w:t>
@@ -1167,6 +1184,7 @@
           <w:p>
             <w:pPr>
               <w:pStyle w:val="Compact"/>
+              <w:spacing w:before="0" w:after="0" w:line="240" w:lineRule="auto"/>
             </w:pPr>
             <w:r>
               <w:t xml:space="preserve">1</w:t>
@@ -1178,6 +1196,7 @@
           <w:p>
             <w:pPr>
               <w:pStyle w:val="Compact"/>
+              <w:spacing w:before="0" w:after="0" w:line="240" w:lineRule="auto"/>
             </w:pPr>
             <w:r>
               <w:t xml:space="preserve">завершення; служби перечитують конфігурацію</w:t>
@@ -1189,6 +1208,7 @@
           <w:p>
             <w:pPr>
               <w:pStyle w:val="Compact"/>
+              <w:spacing w:before="0" w:after="0" w:line="240" w:lineRule="auto"/>
             </w:pPr>
             <w:r>
               <w:t xml:space="preserve">закриття терміналу,</w:t>
@@ -1211,6 +1231,7 @@
           <w:p>
             <w:pPr>
               <w:pStyle w:val="Compact"/>
+              <w:spacing w:before="0" w:after="0" w:line="240" w:lineRule="auto"/>
             </w:pPr>
             <w:r>
               <w:t xml:space="preserve">SIGINT</w:t>
@@ -1222,6 +1243,7 @@
           <w:p>
             <w:pPr>
               <w:pStyle w:val="Compact"/>
+              <w:spacing w:before="0" w:after="0" w:line="240" w:lineRule="auto"/>
             </w:pPr>
             <w:r>
               <w:t xml:space="preserve">2</w:t>
@@ -1233,6 +1255,7 @@
           <w:p>
             <w:pPr>
               <w:pStyle w:val="Compact"/>
+              <w:spacing w:before="0" w:after="0" w:line="240" w:lineRule="auto"/>
             </w:pPr>
             <w:r>
               <w:t xml:space="preserve">завершення</w:t>
@@ -1244,6 +1267,7 @@
           <w:p>
             <w:pPr>
               <w:pStyle w:val="Compact"/>
+              <w:spacing w:before="0" w:after="0" w:line="240" w:lineRule="auto"/>
             </w:pPr>
             <w:r>
               <w:t xml:space="preserve">Ctrl+C</w:t>
@@ -1257,6 +1281,7 @@
           <w:p>
             <w:pPr>
               <w:pStyle w:val="Compact"/>
+              <w:spacing w:before="0" w:after="0" w:line="240" w:lineRule="auto"/>
             </w:pPr>
             <w:r>
               <w:t xml:space="preserve">SIGKILL</w:t>
@@ -1268,6 +1293,7 @@
           <w:p>
             <w:pPr>
               <w:pStyle w:val="Compact"/>
+              <w:spacing w:before="0" w:after="0" w:line="240" w:lineRule="auto"/>
             </w:pPr>
             <w:r>
               <w:t xml:space="preserve">9</w:t>
@@ -1279,6 +1305,7 @@
           <w:p>
             <w:pPr>
               <w:pStyle w:val="Compact"/>
+              <w:spacing w:before="0" w:after="0" w:line="240" w:lineRule="auto"/>
             </w:pPr>
             <w:r>
               <w:t xml:space="preserve">негайне завершення, не перехоплюється</w:t>
@@ -1290,6 +1317,7 @@
           <w:p>
             <w:pPr>
               <w:pStyle w:val="Compact"/>
+              <w:spacing w:before="0" w:after="0" w:line="240" w:lineRule="auto"/>
             </w:pPr>
             <w:r>
               <w:rPr>
@@ -1306,6 +1334,7 @@
           <w:p>
             <w:pPr>
               <w:pStyle w:val="Compact"/>
+              <w:spacing w:before="0" w:after="0" w:line="240" w:lineRule="auto"/>
             </w:pPr>
             <w:r>
               <w:t xml:space="preserve">SIGTERM</w:t>
@@ -1317,6 +1346,7 @@
           <w:p>
             <w:pPr>
               <w:pStyle w:val="Compact"/>
+              <w:spacing w:before="0" w:after="0" w:line="240" w:lineRule="auto"/>
             </w:pPr>
             <w:r>
               <w:t xml:space="preserve">15</w:t>
@@ -1328,6 +1358,7 @@
           <w:p>
             <w:pPr>
               <w:pStyle w:val="Compact"/>
+              <w:spacing w:before="0" w:after="0" w:line="240" w:lineRule="auto"/>
             </w:pPr>
             <w:r>
               <w:t xml:space="preserve">коректне завершення</w:t>
@@ -1339,6 +1370,7 @@
           <w:p>
             <w:pPr>
               <w:pStyle w:val="Compact"/>
+              <w:spacing w:before="0" w:after="0" w:line="240" w:lineRule="auto"/>
             </w:pPr>
             <w:r>
               <w:rPr>
@@ -1370,6 +1402,7 @@
           <w:p>
             <w:pPr>
               <w:pStyle w:val="Compact"/>
+              <w:spacing w:before="0" w:after="0" w:line="240" w:lineRule="auto"/>
             </w:pPr>
             <w:r>
               <w:t xml:space="preserve">SIGCONT</w:t>
@@ -1381,6 +1414,7 @@
           <w:p>
             <w:pPr>
               <w:pStyle w:val="Compact"/>
+              <w:spacing w:before="0" w:after="0" w:line="240" w:lineRule="auto"/>
             </w:pPr>
             <w:r>
               <w:t xml:space="preserve">18</w:t>
@@ -1392,6 +1426,7 @@
           <w:p>
             <w:pPr>
               <w:pStyle w:val="Compact"/>
+              <w:spacing w:before="0" w:after="0" w:line="240" w:lineRule="auto"/>
             </w:pPr>
             <w:r>
               <w:t xml:space="preserve">продовжити зупинений процес</w:t>
@@ -1403,6 +1438,7 @@
           <w:p>
             <w:pPr>
               <w:pStyle w:val="Compact"/>
+              <w:spacing w:before="0" w:after="0" w:line="240" w:lineRule="auto"/>
             </w:pPr>
             <w:r>
               <w:rPr>
@@ -1443,6 +1479,7 @@
           <w:p>
             <w:pPr>
               <w:pStyle w:val="Compact"/>
+              <w:spacing w:before="0" w:after="0" w:line="240" w:lineRule="auto"/>
             </w:pPr>
             <w:r>
               <w:t xml:space="preserve">SIGSTOP</w:t>
@@ -1454,6 +1491,7 @@
           <w:p>
             <w:pPr>
               <w:pStyle w:val="Compact"/>
+              <w:spacing w:before="0" w:after="0" w:line="240" w:lineRule="auto"/>
             </w:pPr>
             <w:r>
               <w:t xml:space="preserve">19</w:t>
@@ -1465,6 +1503,7 @@
           <w:p>
             <w:pPr>
               <w:pStyle w:val="Compact"/>
+              <w:spacing w:before="0" w:after="0" w:line="240" w:lineRule="auto"/>
             </w:pPr>
             <w:r>
               <w:t xml:space="preserve">зупинка, не перехоплюється</w:t>
@@ -1476,6 +1515,7 @@
           <w:p>
             <w:pPr>
               <w:pStyle w:val="Compact"/>
+              <w:spacing w:before="0" w:after="0" w:line="240" w:lineRule="auto"/>
             </w:pPr>
             <w:r>
               <w:rPr>
@@ -1492,6 +1532,7 @@
           <w:p>
             <w:pPr>
               <w:pStyle w:val="Compact"/>
+              <w:spacing w:before="0" w:after="0" w:line="240" w:lineRule="auto"/>
             </w:pPr>
             <w:r>
               <w:t xml:space="preserve">SIGTSTP</w:t>
@@ -1503,6 +1544,7 @@
           <w:p>
             <w:pPr>
               <w:pStyle w:val="Compact"/>
+              <w:spacing w:before="0" w:after="0" w:line="240" w:lineRule="auto"/>
             </w:pPr>
             <w:r>
               <w:t xml:space="preserve">20</w:t>
@@ -1514,6 +1556,7 @@
           <w:p>
             <w:pPr>
               <w:pStyle w:val="Compact"/>
+              <w:spacing w:before="0" w:after="0" w:line="240" w:lineRule="auto"/>
             </w:pPr>
             <w:r>
               <w:t xml:space="preserve">зупинка з терміналу, перехоплюється</w:t>
@@ -1525,6 +1568,7 @@
           <w:p>
             <w:pPr>
               <w:pStyle w:val="Compact"/>
+              <w:spacing w:before="0" w:after="0" w:line="240" w:lineRule="auto"/>
             </w:pPr>
             <w:r>
               <w:t xml:space="preserve">Ctrl+Z</w:t>
@@ -1990,6 +2034,7 @@
           <w:p>
             <w:pPr>
               <w:pStyle w:val="Compact"/>
+              <w:spacing w:before="0" w:after="0" w:line="240" w:lineRule="auto"/>
             </w:pPr>
             <w:r>
               <w:t xml:space="preserve">Дія</w:t>
@@ -2001,6 +2046,7 @@
           <w:p>
             <w:pPr>
               <w:pStyle w:val="Compact"/>
+              <w:spacing w:before="0" w:after="0" w:line="240" w:lineRule="auto"/>
             </w:pPr>
             <w:r>
               <w:t xml:space="preserve">Linux</w:t>
@@ -2012,6 +2058,7 @@
           <w:p>
             <w:pPr>
               <w:pStyle w:val="Compact"/>
+              <w:spacing w:before="0" w:after="0" w:line="240" w:lineRule="auto"/>
             </w:pPr>
             <w:r>
               <w:t xml:space="preserve">Windows (PowerShell / CMD)</w:t>
@@ -2025,6 +2072,7 @@
           <w:p>
             <w:pPr>
               <w:pStyle w:val="Compact"/>
+              <w:spacing w:before="0" w:after="0" w:line="240" w:lineRule="auto"/>
             </w:pPr>
             <w:r>
               <w:t xml:space="preserve">Перелік процесів</w:t>
@@ -2036,6 +2084,7 @@
           <w:p>
             <w:pPr>
               <w:pStyle w:val="Compact"/>
+              <w:spacing w:before="0" w:after="0" w:line="240" w:lineRule="auto"/>
             </w:pPr>
             <w:r>
               <w:rPr>
@@ -2050,6 +2099,7 @@
           <w:p>
             <w:pPr>
               <w:pStyle w:val="Compact"/>
+              <w:spacing w:before="0" w:after="0" w:line="240" w:lineRule="auto"/>
             </w:pPr>
             <w:r>
               <w:rPr>
@@ -2078,6 +2128,7 @@
           <w:p>
             <w:pPr>
               <w:pStyle w:val="Compact"/>
+              <w:spacing w:before="0" w:after="0" w:line="240" w:lineRule="auto"/>
             </w:pPr>
             <w:r>
               <w:t xml:space="preserve">Батьківський процес</w:t>
@@ -2089,6 +2140,7 @@
           <w:p>
             <w:pPr>
               <w:pStyle w:val="Compact"/>
+              <w:spacing w:before="0" w:after="0" w:line="240" w:lineRule="auto"/>
             </w:pPr>
             <w:r>
               <w:rPr>
@@ -2103,6 +2155,7 @@
           <w:p>
             <w:pPr>
               <w:pStyle w:val="Compact"/>
+              <w:spacing w:before="0" w:after="0" w:line="240" w:lineRule="auto"/>
             </w:pPr>
             <w:r>
               <w:rPr>
@@ -2125,6 +2178,7 @@
           <w:p>
             <w:pPr>
               <w:pStyle w:val="Compact"/>
+              <w:spacing w:before="0" w:after="0" w:line="240" w:lineRule="auto"/>
             </w:pPr>
             <w:r>
               <w:t xml:space="preserve">Завершити коректно</w:t>
@@ -2136,6 +2190,7 @@
           <w:p>
             <w:pPr>
               <w:pStyle w:val="Compact"/>
+              <w:spacing w:before="0" w:after="0" w:line="240" w:lineRule="auto"/>
             </w:pPr>
             <w:r>
               <w:rPr>
@@ -2150,6 +2205,7 @@
           <w:p>
             <w:pPr>
               <w:pStyle w:val="Compact"/>
+              <w:spacing w:before="0" w:after="0" w:line="240" w:lineRule="auto"/>
             </w:pPr>
             <w:r>
               <w:rPr>
@@ -2166,6 +2222,7 @@
           <w:p>
             <w:pPr>
               <w:pStyle w:val="Compact"/>
+              <w:spacing w:before="0" w:after="0" w:line="240" w:lineRule="auto"/>
             </w:pPr>
             <w:r>
               <w:t xml:space="preserve">Завершити примусово</w:t>
@@ -2177,6 +2234,7 @@
           <w:p>
             <w:pPr>
               <w:pStyle w:val="Compact"/>
+              <w:spacing w:before="0" w:after="0" w:line="240" w:lineRule="auto"/>
             </w:pPr>
             <w:r>
               <w:rPr>
@@ -2191,6 +2249,7 @@
           <w:p>
             <w:pPr>
               <w:pStyle w:val="Compact"/>
+              <w:spacing w:before="0" w:after="0" w:line="240" w:lineRule="auto"/>
             </w:pPr>
             <w:r>
               <w:rPr>
@@ -2219,6 +2278,7 @@
           <w:p>
             <w:pPr>
               <w:pStyle w:val="Compact"/>
+              <w:spacing w:before="0" w:after="0" w:line="240" w:lineRule="auto"/>
             </w:pPr>
             <w:r>
               <w:t xml:space="preserve">Змінити пріоритет</w:t>
@@ -2230,6 +2290,7 @@
           <w:p>
             <w:pPr>
               <w:pStyle w:val="Compact"/>
+              <w:spacing w:before="0" w:after="0" w:line="240" w:lineRule="auto"/>
             </w:pPr>
             <w:r>
               <w:rPr>
@@ -2244,6 +2305,7 @@
           <w:p>
             <w:pPr>
               <w:pStyle w:val="Compact"/>
+              <w:spacing w:before="0" w:after="0" w:line="240" w:lineRule="auto"/>
             </w:pPr>
             <w:r>
               <w:rPr>
@@ -2260,6 +2322,7 @@
           <w:p>
             <w:pPr>
               <w:pStyle w:val="Compact"/>
+              <w:spacing w:before="0" w:after="0" w:line="240" w:lineRule="auto"/>
             </w:pPr>
             <w:r>
               <w:t xml:space="preserve">Монітор у реальному часі</w:t>
@@ -2271,6 +2334,7 @@
           <w:p>
             <w:pPr>
               <w:pStyle w:val="Compact"/>
+              <w:spacing w:before="0" w:after="0" w:line="240" w:lineRule="auto"/>
             </w:pPr>
             <w:r>
               <w:rPr>
@@ -2297,6 +2361,7 @@
           <w:p>
             <w:pPr>
               <w:pStyle w:val="Compact"/>
+              <w:spacing w:before="0" w:after="0" w:line="240" w:lineRule="auto"/>
             </w:pPr>
             <w:r>
               <w:t xml:space="preserve">диспетчер задач,</w:t>
@@ -4623,6 +4688,7 @@
           <w:p>
             <w:pPr>
               <w:pStyle w:val="Compact"/>
+              <w:spacing w:before="0" w:after="0" w:line="240" w:lineRule="auto"/>
             </w:pPr>
             <w:r>
               <w:t xml:space="preserve">№</w:t>
@@ -4634,6 +4700,7 @@
           <w:p>
             <w:pPr>
               <w:pStyle w:val="Compact"/>
+              <w:spacing w:before="0" w:after="0" w:line="240" w:lineRule="auto"/>
             </w:pPr>
             <w:r>
               <w:t xml:space="preserve">Процес для дослідження</w:t>
@@ -4645,6 +4712,7 @@
           <w:p>
             <w:pPr>
               <w:pStyle w:val="Compact"/>
+              <w:spacing w:before="0" w:after="0" w:line="240" w:lineRule="auto"/>
             </w:pPr>
             <w:r>
               <w:t xml:space="preserve">Сигнал</w:t>
@@ -4656,6 +4724,7 @@
           <w:p>
             <w:pPr>
               <w:pStyle w:val="Compact"/>
+              <w:spacing w:before="0" w:after="0" w:line="240" w:lineRule="auto"/>
             </w:pPr>
             <w:r>
               <w:t xml:space="preserve">Пріоритет (nice)</w:t>
@@ -4667,6 +4736,7 @@
           <w:p>
             <w:pPr>
               <w:pStyle w:val="Compact"/>
+              <w:spacing w:before="0" w:after="0" w:line="240" w:lineRule="auto"/>
             </w:pPr>
             <w:r>
               <w:t xml:space="preserve">Індивідуальне завдання</w:t>
@@ -4680,6 +4750,7 @@
           <w:p>
             <w:pPr>
               <w:pStyle w:val="Compact"/>
+              <w:spacing w:before="0" w:after="0" w:line="240" w:lineRule="auto"/>
             </w:pPr>
             <w:r>
               <w:t xml:space="preserve">1</w:t>
@@ -4691,6 +4762,7 @@
           <w:p>
             <w:pPr>
               <w:pStyle w:val="Compact"/>
+              <w:spacing w:before="0" w:after="0" w:line="240" w:lineRule="auto"/>
             </w:pPr>
             <w:r>
               <w:rPr>
@@ -4705,6 +4777,7 @@
           <w:p>
             <w:pPr>
               <w:pStyle w:val="Compact"/>
+              <w:spacing w:before="0" w:after="0" w:line="240" w:lineRule="auto"/>
             </w:pPr>
             <w:r>
               <w:t xml:space="preserve">SIGTERM</w:t>
@@ -4716,6 +4789,7 @@
           <w:p>
             <w:pPr>
               <w:pStyle w:val="Compact"/>
+              <w:spacing w:before="0" w:after="0" w:line="240" w:lineRule="auto"/>
             </w:pPr>
             <w:r>
               <w:t xml:space="preserve">5</w:t>
@@ -4727,6 +4801,7 @@
           <w:p>
             <w:pPr>
               <w:pStyle w:val="Compact"/>
+              <w:spacing w:before="0" w:after="0" w:line="240" w:lineRule="auto"/>
             </w:pPr>
             <w:r>
               <w:t xml:space="preserve">Скрипт, що виводить стан заданого PID кожні 2 секунди</w:t>
@@ -4740,6 +4815,7 @@
           <w:p>
             <w:pPr>
               <w:pStyle w:val="Compact"/>
+              <w:spacing w:before="0" w:after="0" w:line="240" w:lineRule="auto"/>
             </w:pPr>
             <w:r>
               <w:t xml:space="preserve">2</w:t>
@@ -4751,6 +4827,7 @@
           <w:p>
             <w:pPr>
               <w:pStyle w:val="Compact"/>
+              <w:spacing w:before="0" w:after="0" w:line="240" w:lineRule="auto"/>
             </w:pPr>
             <w:r>
               <w:rPr>
@@ -4765,6 +4842,7 @@
           <w:p>
             <w:pPr>
               <w:pStyle w:val="Compact"/>
+              <w:spacing w:before="0" w:after="0" w:line="240" w:lineRule="auto"/>
             </w:pPr>
             <w:r>
               <w:t xml:space="preserve">SIGKILL</w:t>
@@ -4776,6 +4854,7 @@
           <w:p>
             <w:pPr>
               <w:pStyle w:val="Compact"/>
+              <w:spacing w:before="0" w:after="0" w:line="240" w:lineRule="auto"/>
             </w:pPr>
             <w:r>
               <w:t xml:space="preserve">10</w:t>
@@ -4787,6 +4866,7 @@
           <w:p>
             <w:pPr>
               <w:pStyle w:val="Compact"/>
+              <w:spacing w:before="0" w:after="0" w:line="240" w:lineRule="auto"/>
             </w:pPr>
             <w:r>
               <w:t xml:space="preserve">Знайти п’ять процесів з найбільшим споживанням CPU</w:t>
@@ -4800,6 +4880,7 @@
           <w:p>
             <w:pPr>
               <w:pStyle w:val="Compact"/>
+              <w:spacing w:before="0" w:after="0" w:line="240" w:lineRule="auto"/>
             </w:pPr>
             <w:r>
               <w:t xml:space="preserve">3</w:t>
@@ -4811,6 +4892,7 @@
           <w:p>
             <w:pPr>
               <w:pStyle w:val="Compact"/>
+              <w:spacing w:before="0" w:after="0" w:line="240" w:lineRule="auto"/>
             </w:pPr>
             <w:r>
               <w:rPr>
@@ -4825,6 +4907,7 @@
           <w:p>
             <w:pPr>
               <w:pStyle w:val="Compact"/>
+              <w:spacing w:before="0" w:after="0" w:line="240" w:lineRule="auto"/>
             </w:pPr>
             <w:r>
               <w:t xml:space="preserve">SIGINT</w:t>
@@ -4836,6 +4919,7 @@
           <w:p>
             <w:pPr>
               <w:pStyle w:val="Compact"/>
+              <w:spacing w:before="0" w:after="0" w:line="240" w:lineRule="auto"/>
             </w:pPr>
             <w:r>
               <w:t xml:space="preserve">-5</w:t>
@@ -4847,6 +4931,7 @@
           <w:p>
             <w:pPr>
               <w:pStyle w:val="Compact"/>
+              <w:spacing w:before="0" w:after="0" w:line="240" w:lineRule="auto"/>
             </w:pPr>
             <w:r>
               <w:t xml:space="preserve">Скрипт підрахунку процесів за користувачами</w:t>
@@ -4860,6 +4945,7 @@
           <w:p>
             <w:pPr>
               <w:pStyle w:val="Compact"/>
+              <w:spacing w:before="0" w:after="0" w:line="240" w:lineRule="auto"/>
             </w:pPr>
             <w:r>
               <w:t xml:space="preserve">4</w:t>
@@ -4871,6 +4957,7 @@
           <w:p>
             <w:pPr>
               <w:pStyle w:val="Compact"/>
+              <w:spacing w:before="0" w:after="0" w:line="240" w:lineRule="auto"/>
             </w:pPr>
             <w:r>
               <w:rPr>
@@ -4885,6 +4972,7 @@
           <w:p>
             <w:pPr>
               <w:pStyle w:val="Compact"/>
+              <w:spacing w:before="0" w:after="0" w:line="240" w:lineRule="auto"/>
             </w:pPr>
             <w:r>
               <w:t xml:space="preserve">SIGTERM</w:t>
@@ -4896,6 +4984,7 @@
           <w:p>
             <w:pPr>
               <w:pStyle w:val="Compact"/>
+              <w:spacing w:before="0" w:after="0" w:line="240" w:lineRule="auto"/>
             </w:pPr>
             <w:r>
               <w:t xml:space="preserve">15</w:t>
@@ -4907,6 +4996,7 @@
           <w:p>
             <w:pPr>
               <w:pStyle w:val="Compact"/>
+              <w:spacing w:before="0" w:after="0" w:line="240" w:lineRule="auto"/>
             </w:pPr>
             <w:r>
               <w:t xml:space="preserve">Вивести дерево процесів лише для свого користувача</w:t>
@@ -4920,6 +5010,7 @@
           <w:p>
             <w:pPr>
               <w:pStyle w:val="Compact"/>
+              <w:spacing w:before="0" w:after="0" w:line="240" w:lineRule="auto"/>
             </w:pPr>
             <w:r>
               <w:t xml:space="preserve">5</w:t>
@@ -4931,6 +5022,7 @@
           <w:p>
             <w:pPr>
               <w:pStyle w:val="Compact"/>
+              <w:spacing w:before="0" w:after="0" w:line="240" w:lineRule="auto"/>
             </w:pPr>
             <w:r>
               <w:rPr>
@@ -4945,6 +5037,7 @@
           <w:p>
             <w:pPr>
               <w:pStyle w:val="Compact"/>
+              <w:spacing w:before="0" w:after="0" w:line="240" w:lineRule="auto"/>
             </w:pPr>
             <w:r>
               <w:t xml:space="preserve">SIGSTOP/SIGCONT</w:t>
@@ -4956,6 +5049,7 @@
           <w:p>
             <w:pPr>
               <w:pStyle w:val="Compact"/>
+              <w:spacing w:before="0" w:after="0" w:line="240" w:lineRule="auto"/>
             </w:pPr>
             <w:r>
               <w:t xml:space="preserve">0</w:t>
@@ -4967,6 +5061,7 @@
           <w:p>
             <w:pPr>
               <w:pStyle w:val="Compact"/>
+              <w:spacing w:before="0" w:after="0" w:line="240" w:lineRule="auto"/>
             </w:pPr>
             <w:r>
               <w:t xml:space="preserve">Виміряти час виконання задачі за різних значень nice</w:t>
@@ -4980,6 +5075,7 @@
           <w:p>
             <w:pPr>
               <w:pStyle w:val="Compact"/>
+              <w:spacing w:before="0" w:after="0" w:line="240" w:lineRule="auto"/>
             </w:pPr>
             <w:r>
               <w:t xml:space="preserve">6</w:t>
@@ -4991,6 +5087,7 @@
           <w:p>
             <w:pPr>
               <w:pStyle w:val="Compact"/>
+              <w:spacing w:before="0" w:after="0" w:line="240" w:lineRule="auto"/>
             </w:pPr>
             <w:r>
               <w:rPr>
@@ -5005,6 +5102,7 @@
           <w:p>
             <w:pPr>
               <w:pStyle w:val="Compact"/>
+              <w:spacing w:before="0" w:after="0" w:line="240" w:lineRule="auto"/>
             </w:pPr>
             <w:r>
               <w:t xml:space="preserve">SIGTERM</w:t>
@@ -5016,6 +5114,7 @@
           <w:p>
             <w:pPr>
               <w:pStyle w:val="Compact"/>
+              <w:spacing w:before="0" w:after="0" w:line="240" w:lineRule="auto"/>
             </w:pPr>
             <w:r>
               <w:t xml:space="preserve">19</w:t>
@@ -5027,6 +5126,7 @@
           <w:p>
             <w:pPr>
               <w:pStyle w:val="Compact"/>
+              <w:spacing w:before="0" w:after="0" w:line="240" w:lineRule="auto"/>
             </w:pPr>
             <w:r>
               <w:t xml:space="preserve">Знайти процеси у стані D і пояснити їхню наявність</w:t>
@@ -5040,6 +5140,7 @@
           <w:p>
             <w:pPr>
               <w:pStyle w:val="Compact"/>
+              <w:spacing w:before="0" w:after="0" w:line="240" w:lineRule="auto"/>
             </w:pPr>
             <w:r>
               <w:t xml:space="preserve">7</w:t>
@@ -5051,6 +5152,7 @@
           <w:p>
             <w:pPr>
               <w:pStyle w:val="Compact"/>
+              <w:spacing w:before="0" w:after="0" w:line="240" w:lineRule="auto"/>
             </w:pPr>
             <w:r>
               <w:rPr>
@@ -5065,6 +5167,7 @@
           <w:p>
             <w:pPr>
               <w:pStyle w:val="Compact"/>
+              <w:spacing w:before="0" w:after="0" w:line="240" w:lineRule="auto"/>
             </w:pPr>
             <w:r>
               <w:t xml:space="preserve">SIGHUP</w:t>
@@ -5076,6 +5179,7 @@
           <w:p>
             <w:pPr>
               <w:pStyle w:val="Compact"/>
+              <w:spacing w:before="0" w:after="0" w:line="240" w:lineRule="auto"/>
             </w:pPr>
             <w:r>
               <w:t xml:space="preserve">5</w:t>
@@ -5087,6 +5191,7 @@
           <w:p>
             <w:pPr>
               <w:pStyle w:val="Compact"/>
+              <w:spacing w:before="0" w:after="0" w:line="240" w:lineRule="auto"/>
             </w:pPr>
             <w:r>
               <w:t xml:space="preserve">Скрипт, що завершує процес за іменем із підтвердженням</w:t>
@@ -5100,6 +5205,7 @@
           <w:p>
             <w:pPr>
               <w:pStyle w:val="Compact"/>
+              <w:spacing w:before="0" w:after="0" w:line="240" w:lineRule="auto"/>
             </w:pPr>
             <w:r>
               <w:t xml:space="preserve">8</w:t>
@@ -5111,6 +5217,7 @@
           <w:p>
             <w:pPr>
               <w:pStyle w:val="Compact"/>
+              <w:spacing w:before="0" w:after="0" w:line="240" w:lineRule="auto"/>
             </w:pPr>
             <w:r>
               <w:rPr>
@@ -5125,6 +5232,7 @@
           <w:p>
             <w:pPr>
               <w:pStyle w:val="Compact"/>
+              <w:spacing w:before="0" w:after="0" w:line="240" w:lineRule="auto"/>
             </w:pPr>
             <w:r>
               <w:t xml:space="preserve">SIGKILL</w:t>
@@ -5136,6 +5244,7 @@
           <w:p>
             <w:pPr>
               <w:pStyle w:val="Compact"/>
+              <w:spacing w:before="0" w:after="0" w:line="240" w:lineRule="auto"/>
             </w:pPr>
             <w:r>
               <w:t xml:space="preserve">-10</w:t>
@@ -5147,6 +5256,7 @@
           <w:p>
             <w:pPr>
               <w:pStyle w:val="Compact"/>
+              <w:spacing w:before="0" w:after="0" w:line="240" w:lineRule="auto"/>
             </w:pPr>
             <w:r>
               <w:t xml:space="preserve">Порівняти вивід</w:t>
@@ -5190,6 +5300,7 @@
           <w:p>
             <w:pPr>
               <w:pStyle w:val="Compact"/>
+              <w:spacing w:before="0" w:after="0" w:line="240" w:lineRule="auto"/>
             </w:pPr>
             <w:r>
               <w:t xml:space="preserve">9</w:t>
@@ -5201,6 +5312,7 @@
           <w:p>
             <w:pPr>
               <w:pStyle w:val="Compact"/>
+              <w:spacing w:before="0" w:after="0" w:line="240" w:lineRule="auto"/>
             </w:pPr>
             <w:r>
               <w:rPr>
@@ -5215,6 +5327,7 @@
           <w:p>
             <w:pPr>
               <w:pStyle w:val="Compact"/>
+              <w:spacing w:before="0" w:after="0" w:line="240" w:lineRule="auto"/>
             </w:pPr>
             <w:r>
               <w:t xml:space="preserve">SIGTERM</w:t>
@@ -5226,6 +5339,7 @@
           <w:p>
             <w:pPr>
               <w:pStyle w:val="Compact"/>
+              <w:spacing w:before="0" w:after="0" w:line="240" w:lineRule="auto"/>
             </w:pPr>
             <w:r>
               <w:t xml:space="preserve">10</w:t>
@@ -5237,6 +5351,7 @@
           <w:p>
             <w:pPr>
               <w:pStyle w:val="Compact"/>
+              <w:spacing w:before="0" w:after="0" w:line="240" w:lineRule="auto"/>
             </w:pPr>
             <w:r>
               <w:t xml:space="preserve">Визначити кількість потоків у заданому процесі</w:t>
@@ -5250,6 +5365,7 @@
           <w:p>
             <w:pPr>
               <w:pStyle w:val="Compact"/>
+              <w:spacing w:before="0" w:after="0" w:line="240" w:lineRule="auto"/>
             </w:pPr>
             <w:r>
               <w:t xml:space="preserve">10</w:t>
@@ -5261,6 +5377,7 @@
           <w:p>
             <w:pPr>
               <w:pStyle w:val="Compact"/>
+              <w:spacing w:before="0" w:after="0" w:line="240" w:lineRule="auto"/>
             </w:pPr>
             <w:r>
               <w:rPr>
@@ -5275,6 +5392,7 @@
           <w:p>
             <w:pPr>
               <w:pStyle w:val="Compact"/>
+              <w:spacing w:before="0" w:after="0" w:line="240" w:lineRule="auto"/>
             </w:pPr>
             <w:r>
               <w:t xml:space="preserve">SIGINT</w:t>
@@ -5286,6 +5404,7 @@
           <w:p>
             <w:pPr>
               <w:pStyle w:val="Compact"/>
+              <w:spacing w:before="0" w:after="0" w:line="240" w:lineRule="auto"/>
             </w:pPr>
             <w:r>
               <w:t xml:space="preserve">0</w:t>
@@ -5297,6 +5416,7 @@
           <w:p>
             <w:pPr>
               <w:pStyle w:val="Compact"/>
+              <w:spacing w:before="0" w:after="0" w:line="240" w:lineRule="auto"/>
             </w:pPr>
             <w:r>
               <w:t xml:space="preserve">Скрипт, що логує появу нових процесів протягом хвилини</w:t>
@@ -5310,6 +5430,7 @@
           <w:p>
             <w:pPr>
               <w:pStyle w:val="Compact"/>
+              <w:spacing w:before="0" w:after="0" w:line="240" w:lineRule="auto"/>
             </w:pPr>
             <w:r>
               <w:t xml:space="preserve">11</w:t>
@@ -5321,6 +5442,7 @@
           <w:p>
             <w:pPr>
               <w:pStyle w:val="Compact"/>
+              <w:spacing w:before="0" w:after="0" w:line="240" w:lineRule="auto"/>
             </w:pPr>
             <w:r>
               <w:rPr>
@@ -5335,6 +5457,7 @@
           <w:p>
             <w:pPr>
               <w:pStyle w:val="Compact"/>
+              <w:spacing w:before="0" w:after="0" w:line="240" w:lineRule="auto"/>
             </w:pPr>
             <w:r>
               <w:t xml:space="preserve">SIGTERM</w:t>
@@ -5346,6 +5469,7 @@
           <w:p>
             <w:pPr>
               <w:pStyle w:val="Compact"/>
+              <w:spacing w:before="0" w:after="0" w:line="240" w:lineRule="auto"/>
             </w:pPr>
             <w:r>
               <w:t xml:space="preserve">15</w:t>
@@ -5357,6 +5481,7 @@
           <w:p>
             <w:pPr>
               <w:pStyle w:val="Compact"/>
+              <w:spacing w:before="0" w:after="0" w:line="240" w:lineRule="auto"/>
             </w:pPr>
             <w:r>
               <w:t xml:space="preserve">Оцінити вплив nice на процес, що активно працює з диском</w:t>
@@ -5370,6 +5495,7 @@
           <w:p>
             <w:pPr>
               <w:pStyle w:val="Compact"/>
+              <w:spacing w:before="0" w:after="0" w:line="240" w:lineRule="auto"/>
             </w:pPr>
             <w:r>
               <w:t xml:space="preserve">12</w:t>
@@ -5381,6 +5507,7 @@
           <w:p>
             <w:pPr>
               <w:pStyle w:val="Compact"/>
+              <w:spacing w:before="0" w:after="0" w:line="240" w:lineRule="auto"/>
             </w:pPr>
             <w:r>
               <w:rPr>
@@ -5395,6 +5522,7 @@
           <w:p>
             <w:pPr>
               <w:pStyle w:val="Compact"/>
+              <w:spacing w:before="0" w:after="0" w:line="240" w:lineRule="auto"/>
             </w:pPr>
             <w:r>
               <w:t xml:space="preserve">SIGSTOP/SIGCONT</w:t>
@@ -5406,6 +5534,7 @@
           <w:p>
             <w:pPr>
               <w:pStyle w:val="Compact"/>
+              <w:spacing w:before="0" w:after="0" w:line="240" w:lineRule="auto"/>
             </w:pPr>
             <w:r>
               <w:t xml:space="preserve">5</w:t>
@@ -5417,6 +5546,7 @@
           <w:p>
             <w:pPr>
               <w:pStyle w:val="Compact"/>
+              <w:spacing w:before="0" w:after="0" w:line="240" w:lineRule="auto"/>
             </w:pPr>
             <w:r>
               <w:t xml:space="preserve">Показати, як змінюється стан процесу після SIGSTOP</w:t>
@@ -5430,6 +5560,7 @@
           <w:p>
             <w:pPr>
               <w:pStyle w:val="Compact"/>
+              <w:spacing w:before="0" w:after="0" w:line="240" w:lineRule="auto"/>
             </w:pPr>
             <w:r>
               <w:t xml:space="preserve">13</w:t>
@@ -5441,6 +5572,7 @@
           <w:p>
             <w:pPr>
               <w:pStyle w:val="Compact"/>
+              <w:spacing w:before="0" w:after="0" w:line="240" w:lineRule="auto"/>
             </w:pPr>
             <w:r>
               <w:rPr>
@@ -5455,6 +5587,7 @@
           <w:p>
             <w:pPr>
               <w:pStyle w:val="Compact"/>
+              <w:spacing w:before="0" w:after="0" w:line="240" w:lineRule="auto"/>
             </w:pPr>
             <w:r>
               <w:t xml:space="preserve">SIGKILL</w:t>
@@ -5466,6 +5599,7 @@
           <w:p>
             <w:pPr>
               <w:pStyle w:val="Compact"/>
+              <w:spacing w:before="0" w:after="0" w:line="240" w:lineRule="auto"/>
             </w:pPr>
             <w:r>
               <w:t xml:space="preserve">-5</w:t>
@@ -5477,6 +5611,7 @@
           <w:p>
             <w:pPr>
               <w:pStyle w:val="Compact"/>
+              <w:spacing w:before="0" w:after="0" w:line="240" w:lineRule="auto"/>
             </w:pPr>
             <w:r>
               <w:t xml:space="preserve">Знайти orphan-процеси та їхнього нового батька</w:t>
@@ -5490,6 +5625,7 @@
           <w:p>
             <w:pPr>
               <w:pStyle w:val="Compact"/>
+              <w:spacing w:before="0" w:after="0" w:line="240" w:lineRule="auto"/>
             </w:pPr>
             <w:r>
               <w:t xml:space="preserve">14</w:t>
@@ -5501,6 +5637,7 @@
           <w:p>
             <w:pPr>
               <w:pStyle w:val="Compact"/>
+              <w:spacing w:before="0" w:after="0" w:line="240" w:lineRule="auto"/>
             </w:pPr>
             <w:r>
               <w:rPr>
@@ -5515,6 +5652,7 @@
           <w:p>
             <w:pPr>
               <w:pStyle w:val="Compact"/>
+              <w:spacing w:before="0" w:after="0" w:line="240" w:lineRule="auto"/>
             </w:pPr>
             <w:r>
               <w:t xml:space="preserve">SIGTERM</w:t>
@@ -5526,6 +5664,7 @@
           <w:p>
             <w:pPr>
               <w:pStyle w:val="Compact"/>
+              <w:spacing w:before="0" w:after="0" w:line="240" w:lineRule="auto"/>
             </w:pPr>
             <w:r>
               <w:t xml:space="preserve">0</w:t>
@@ -5537,6 +5676,7 @@
           <w:p>
             <w:pPr>
               <w:pStyle w:val="Compact"/>
+              <w:spacing w:before="0" w:after="0" w:line="240" w:lineRule="auto"/>
             </w:pPr>
             <w:r>
               <w:t xml:space="preserve">Скрипт, що виводить топ-5 процесів за пам’яттю у файл</w:t>
@@ -5550,6 +5690,7 @@
           <w:p>
             <w:pPr>
               <w:pStyle w:val="Compact"/>
+              <w:spacing w:before="0" w:after="0" w:line="240" w:lineRule="auto"/>
             </w:pPr>
             <w:r>
               <w:t xml:space="preserve">15</w:t>
@@ -5561,6 +5702,7 @@
           <w:p>
             <w:pPr>
               <w:pStyle w:val="Compact"/>
+              <w:spacing w:before="0" w:after="0" w:line="240" w:lineRule="auto"/>
             </w:pPr>
             <w:r>
               <w:rPr>
@@ -5575,6 +5717,7 @@
           <w:p>
             <w:pPr>
               <w:pStyle w:val="Compact"/>
+              <w:spacing w:before="0" w:after="0" w:line="240" w:lineRule="auto"/>
             </w:pPr>
             <w:r>
               <w:t xml:space="preserve">SIGHUP</w:t>
@@ -5586,6 +5729,7 @@
           <w:p>
             <w:pPr>
               <w:pStyle w:val="Compact"/>
+              <w:spacing w:before="0" w:after="0" w:line="240" w:lineRule="auto"/>
             </w:pPr>
             <w:r>
               <w:t xml:space="preserve">10</w:t>
@@ -5597,6 +5741,7 @@
           <w:p>
             <w:pPr>
               <w:pStyle w:val="Compact"/>
+              <w:spacing w:before="0" w:after="0" w:line="240" w:lineRule="auto"/>
             </w:pPr>
             <w:r>
               <w:t xml:space="preserve">Пояснити, що станеться з дочірніми процесами після SIGHUP</w:t>
@@ -5610,6 +5755,7 @@
           <w:p>
             <w:pPr>
               <w:pStyle w:val="Compact"/>
+              <w:spacing w:before="0" w:after="0" w:line="240" w:lineRule="auto"/>
             </w:pPr>
             <w:r>
               <w:t xml:space="preserve">16</w:t>
@@ -5621,6 +5767,7 @@
           <w:p>
             <w:pPr>
               <w:pStyle w:val="Compact"/>
+              <w:spacing w:before="0" w:after="0" w:line="240" w:lineRule="auto"/>
             </w:pPr>
             <w:r>
               <w:rPr>
@@ -5635,6 +5782,7 @@
           <w:p>
             <w:pPr>
               <w:pStyle w:val="Compact"/>
+              <w:spacing w:before="0" w:after="0" w:line="240" w:lineRule="auto"/>
             </w:pPr>
             <w:r>
               <w:t xml:space="preserve">SIGTERM</w:t>
@@ -5646,6 +5794,7 @@
           <w:p>
             <w:pPr>
               <w:pStyle w:val="Compact"/>
+              <w:spacing w:before="0" w:after="0" w:line="240" w:lineRule="auto"/>
             </w:pPr>
             <w:r>
               <w:t xml:space="preserve">19</w:t>
@@ -5657,6 +5806,7 @@
           <w:p>
             <w:pPr>
               <w:pStyle w:val="Compact"/>
+              <w:spacing w:before="0" w:after="0" w:line="240" w:lineRule="auto"/>
             </w:pPr>
             <w:r>
               <w:t xml:space="preserve">Порівняти навантаження на CPU за різних nice</w:t>
@@ -5670,6 +5820,7 @@
           <w:p>
             <w:pPr>
               <w:pStyle w:val="Compact"/>
+              <w:spacing w:before="0" w:after="0" w:line="240" w:lineRule="auto"/>
             </w:pPr>
             <w:r>
               <w:t xml:space="preserve">17</w:t>
@@ -5681,6 +5832,7 @@
           <w:p>
             <w:pPr>
               <w:pStyle w:val="Compact"/>
+              <w:spacing w:before="0" w:after="0" w:line="240" w:lineRule="auto"/>
             </w:pPr>
             <w:r>
               <w:rPr>
@@ -5695,6 +5847,7 @@
           <w:p>
             <w:pPr>
               <w:pStyle w:val="Compact"/>
+              <w:spacing w:before="0" w:after="0" w:line="240" w:lineRule="auto"/>
             </w:pPr>
             <w:r>
               <w:t xml:space="preserve">SIGKILL</w:t>
@@ -5706,6 +5859,7 @@
           <w:p>
             <w:pPr>
               <w:pStyle w:val="Compact"/>
+              <w:spacing w:before="0" w:after="0" w:line="240" w:lineRule="auto"/>
             </w:pPr>
             <w:r>
               <w:t xml:space="preserve">5</w:t>
@@ -5717,6 +5871,7 @@
           <w:p>
             <w:pPr>
               <w:pStyle w:val="Compact"/>
+              <w:spacing w:before="0" w:after="0" w:line="240" w:lineRule="auto"/>
             </w:pPr>
             <w:r>
               <w:t xml:space="preserve">Знайти всі процеси, породжені вашим терміналом</w:t>
@@ -5730,6 +5885,7 @@
           <w:p>
             <w:pPr>
               <w:pStyle w:val="Compact"/>
+              <w:spacing w:before="0" w:after="0" w:line="240" w:lineRule="auto"/>
             </w:pPr>
             <w:r>
               <w:t xml:space="preserve">18</w:t>
@@ -5741,6 +5897,7 @@
           <w:p>
             <w:pPr>
               <w:pStyle w:val="Compact"/>
+              <w:spacing w:before="0" w:after="0" w:line="240" w:lineRule="auto"/>
             </w:pPr>
             <w:r>
               <w:rPr>
@@ -5755,6 +5912,7 @@
           <w:p>
             <w:pPr>
               <w:pStyle w:val="Compact"/>
+              <w:spacing w:before="0" w:after="0" w:line="240" w:lineRule="auto"/>
             </w:pPr>
             <w:r>
               <w:t xml:space="preserve">SIGTERM</w:t>
@@ -5766,6 +5924,7 @@
           <w:p>
             <w:pPr>
               <w:pStyle w:val="Compact"/>
+              <w:spacing w:before="0" w:after="0" w:line="240" w:lineRule="auto"/>
             </w:pPr>
             <w:r>
               <w:t xml:space="preserve">-10</w:t>
@@ -5777,6 +5936,7 @@
           <w:p>
             <w:pPr>
               <w:pStyle w:val="Compact"/>
+              <w:spacing w:before="0" w:after="0" w:line="240" w:lineRule="auto"/>
             </w:pPr>
             <w:r>
               <w:t xml:space="preserve">Скрипт перезапуску процесу, якщо він завершився</w:t>
@@ -5790,6 +5950,7 @@
           <w:p>
             <w:pPr>
               <w:pStyle w:val="Compact"/>
+              <w:spacing w:before="0" w:after="0" w:line="240" w:lineRule="auto"/>
             </w:pPr>
             <w:r>
               <w:t xml:space="preserve">19</w:t>
@@ -5801,6 +5962,7 @@
           <w:p>
             <w:pPr>
               <w:pStyle w:val="Compact"/>
+              <w:spacing w:before="0" w:after="0" w:line="240" w:lineRule="auto"/>
             </w:pPr>
             <w:r>
               <w:rPr>
@@ -5815,6 +5977,7 @@
           <w:p>
             <w:pPr>
               <w:pStyle w:val="Compact"/>
+              <w:spacing w:before="0" w:after="0" w:line="240" w:lineRule="auto"/>
             </w:pPr>
             <w:r>
               <w:t xml:space="preserve">SIGSTOP/SIGCONT</w:t>
@@ -5826,6 +5989,7 @@
           <w:p>
             <w:pPr>
               <w:pStyle w:val="Compact"/>
+              <w:spacing w:before="0" w:after="0" w:line="240" w:lineRule="auto"/>
             </w:pPr>
             <w:r>
               <w:t xml:space="preserve">0</w:t>
@@ -5837,6 +6001,7 @@
           <w:p>
             <w:pPr>
               <w:pStyle w:val="Compact"/>
+              <w:spacing w:before="0" w:after="0" w:line="240" w:lineRule="auto"/>
             </w:pPr>
             <w:r>
               <w:t xml:space="preserve">Дослідити, як змінюється стан процесу під час дискових операцій</w:t>
@@ -5850,6 +6015,7 @@
           <w:p>
             <w:pPr>
               <w:pStyle w:val="Compact"/>
+              <w:spacing w:before="0" w:after="0" w:line="240" w:lineRule="auto"/>
             </w:pPr>
             <w:r>
               <w:t xml:space="preserve">20</w:t>
@@ -5861,6 +6027,7 @@
           <w:p>
             <w:pPr>
               <w:pStyle w:val="Compact"/>
+              <w:spacing w:before="0" w:after="0" w:line="240" w:lineRule="auto"/>
             </w:pPr>
             <w:r>
               <w:rPr>
@@ -5875,6 +6042,7 @@
           <w:p>
             <w:pPr>
               <w:pStyle w:val="Compact"/>
+              <w:spacing w:before="0" w:after="0" w:line="240" w:lineRule="auto"/>
             </w:pPr>
             <w:r>
               <w:t xml:space="preserve">SIGINT</w:t>
@@ -5886,6 +6054,7 @@
           <w:p>
             <w:pPr>
               <w:pStyle w:val="Compact"/>
+              <w:spacing w:before="0" w:after="0" w:line="240" w:lineRule="auto"/>
             </w:pPr>
             <w:r>
               <w:t xml:space="preserve">15</w:t>
@@ -5897,6 +6066,7 @@
           <w:p>
             <w:pPr>
               <w:pStyle w:val="Compact"/>
+              <w:spacing w:before="0" w:after="0" w:line="240" w:lineRule="auto"/>
             </w:pPr>
             <w:r>
               <w:t xml:space="preserve">Скрипт, що будує звіт про процеси у форматі CSV</w:t>
@@ -6374,7 +6544,7 @@
     <w:multiLevelType w:val="multilevel"/>
     <w:lvl w:ilvl="0">
       <w:numFmt w:val="bullet"/>
-      <w:lvlText w:val="–"/>
+      <w:lvlText w:val=" "/>
       <w:lvlJc w:val="left"/>
       <w:pPr>
         <w:ind w:left="1134" w:hanging="425"/>
@@ -6382,7 +6552,7 @@
     </w:lvl>
     <w:lvl w:ilvl="1">
       <w:numFmt w:val="bullet"/>
-      <w:lvlText w:val="–"/>
+      <w:lvlText w:val=" "/>
       <w:lvlJc w:val="left"/>
       <w:pPr>
         <w:ind w:left="1701" w:hanging="425"/>
@@ -6390,7 +6560,7 @@
     </w:lvl>
     <w:lvl w:ilvl="2">
       <w:numFmt w:val="bullet"/>
-      <w:lvlText w:val="–"/>
+      <w:lvlText w:val=" "/>
       <w:lvlJc w:val="left"/>
       <w:pPr>
         <w:ind w:left="2268" w:hanging="425"/>
@@ -6398,7 +6568,7 @@
     </w:lvl>
     <w:lvl w:ilvl="3">
       <w:numFmt w:val="bullet"/>
-      <w:lvlText w:val="–"/>
+      <w:lvlText w:val=" "/>
       <w:lvlJc w:val="left"/>
       <w:pPr>
         <w:ind w:left="2835" w:hanging="425"/>
@@ -6406,7 +6576,7 @@
     </w:lvl>
     <w:lvl w:ilvl="4">
       <w:numFmt w:val="bullet"/>
-      <w:lvlText w:val="–"/>
+      <w:lvlText w:val=" "/>
       <w:lvlJc w:val="left"/>
       <w:pPr>
         <w:ind w:left="3402" w:hanging="425"/>
@@ -6414,7 +6584,7 @@
     </w:lvl>
     <w:lvl w:ilvl="5">
       <w:numFmt w:val="bullet"/>
-      <w:lvlText w:val="–"/>
+      <w:lvlText w:val=" "/>
       <w:lvlJc w:val="left"/>
       <w:pPr>
         <w:ind w:left="3969" w:hanging="425"/>
@@ -6422,7 +6592,7 @@
     </w:lvl>
     <w:lvl w:ilvl="6">
       <w:numFmt w:val="bullet"/>
-      <w:lvlText w:val="–"/>
+      <w:lvlText w:val=" "/>
       <w:lvlJc w:val="left"/>
       <w:pPr>
         <w:ind w:left="4536" w:hanging="425"/>
@@ -6430,7 +6600,7 @@
     </w:lvl>
     <w:lvl w:ilvl="7">
       <w:numFmt w:val="bullet"/>
-      <w:lvlText w:val="–"/>
+      <w:lvlText w:val=" "/>
       <w:lvlJc w:val="left"/>
       <w:pPr>
         <w:ind w:left="5103" w:hanging="425"/>
@@ -6438,7 +6608,7 @@
     </w:lvl>
     <w:lvl w:ilvl="8">
       <w:numFmt w:val="bullet"/>
-      <w:lvlText w:val="–"/>
+      <w:lvlText w:val=" "/>
       <w:lvlJc w:val="left"/>
       <w:pPr>
         <w:ind w:left="5670" w:hanging="425"/>
@@ -7471,6 +7641,31 @@
       </w:tblCellMar>
     </w:tblPr>
   </w:style>
+  <w:style w:customStyle="1" w:styleId="Conclusion" w:type="paragraph">
+    <w:name w:val="Conclusion"/>
+    <w:basedOn w:val="BodyText"/>
+    <w:next w:val="BodyText"/>
+    <w:qFormat/>
+    <w:pPr>
+      <w:keepNext/>
+      <w:spacing w:after="0" w:before="240" w:line="312" w:lineRule="auto"/>
+    </w:pPr>
+  </w:style>
+  <w:style w:styleId="Header" w:type="paragraph">
+    <w:name w:val="header"/>
+    <w:basedOn w:val="Normal"/>
+    <w:qFormat/>
+    <w:pPr>
+      <w:spacing w:after="0" w:before="0" w:line="240" w:lineRule="auto"/>
+      <w:ind w:firstLine="0"/>
+      <w:jc w:val="right"/>
+    </w:pPr>
+    <w:rPr>
+      <w:rFonts w:ascii="Times New Roman" w:cs="Times New Roman" w:eastAsia="Times New Roman" w:hAnsi="Times New Roman"/>
+      <w:sz w:val="28"/>
+      <w:szCs w:val="28"/>
+    </w:rPr>
+  </w:style>
   <w:style w:type="paragraph" w:customStyle="1" w:styleId="TableCaption">
     <w:name w:val="TableCaption"/>
     <w:basedOn w:val="BodyText"/>
